--- a/电商系统设计稿_完整版.docx
+++ b/电商系统设计稿_完整版.docx
@@ -87,7 +87,7 @@
         <w:pStyle w:val="FirstParagraph"/>
       </w:pPr>
       <w:r>
-        <w:t xml:space="preserve">MDK 电商系统 / 福客满商城练习系统</w:t>
+        <w:t xml:space="preserve">MDK 电商系统 / DWK Shop 商城练习系统</w:t>
       </w:r>
     </w:p>
     <w:bookmarkEnd w:id="20"/>
